--- a/WebContent/docx/实体瘤86基因检测报告-三峡.docx
+++ b/WebContent/docx/实体瘤86基因检测报告-三峡.docx
@@ -403,14 +403,6 @@
         <w:gridCol w:w="1991"/>
       </w:tblGrid>
       <w:tr>
-        <w:tblPrEx>
-          <w:tblCellMar>
-            <w:top w:w="0" w:type="dxa"/>
-            <w:left w:w="0" w:type="dxa"/>
-            <w:bottom w:w="0" w:type="dxa"/>
-            <w:right w:w="0" w:type="dxa"/>
-          </w:tblCellMar>
-        </w:tblPrEx>
         <w:trPr>
           <w:trHeight w:val="430" w:hRule="atLeast"/>
           <w:jc w:val="center"/>
@@ -2525,7 +2517,6 @@
             <w:insideH w:val="single" w:color="243F61" w:themeColor="accent1" w:themeShade="7F" w:sz="6" w:space="0"/>
             <w:insideV w:val="single" w:color="243F61" w:themeColor="accent1" w:themeShade="7F" w:sz="6" w:space="0"/>
           </w:tblBorders>
-          <w:shd w:val="clear" w:color="auto" w:fill="auto"/>
           <w:tblCellMar>
             <w:top w:w="0" w:type="dxa"/>
             <w:left w:w="0" w:type="dxa"/>
@@ -2795,7 +2786,6 @@
             <w:insideH w:val="single" w:color="243F61" w:themeColor="accent1" w:themeShade="7F" w:sz="6" w:space="0"/>
             <w:insideV w:val="single" w:color="243F61" w:themeColor="accent1" w:themeShade="7F" w:sz="6" w:space="0"/>
           </w:tblBorders>
-          <w:shd w:val="clear" w:color="auto" w:fill="auto"/>
           <w:tblCellMar>
             <w:top w:w="0" w:type="dxa"/>
             <w:left w:w="0" w:type="dxa"/>
@@ -3219,7 +3209,6 @@
             <w:insideH w:val="single" w:color="243F61" w:themeColor="accent1" w:themeShade="7F" w:sz="6" w:space="0"/>
             <w:insideV w:val="single" w:color="243F61" w:themeColor="accent1" w:themeShade="7F" w:sz="6" w:space="0"/>
           </w:tblBorders>
-          <w:shd w:val="clear" w:color="auto" w:fill="auto"/>
           <w:tblCellMar>
             <w:top w:w="0" w:type="dxa"/>
             <w:left w:w="0" w:type="dxa"/>
@@ -3755,10 +3744,10 @@
           <w:lang w:val="en-US" w:eastAsia="zh-CN"/>
         </w:rPr>
       </w:pPr>
-      <w:bookmarkStart w:id="4" w:name="_Toc22132"/>
+      <w:bookmarkStart w:id="4" w:name="_Toc2781"/>
       <w:bookmarkStart w:id="5" w:name="_Toc20136_WPSOffice_Level1"/>
-      <w:bookmarkStart w:id="6" w:name="_Toc2781"/>
-      <w:bookmarkStart w:id="7" w:name="_Toc2819"/>
+      <w:bookmarkStart w:id="6" w:name="_Toc2819"/>
+      <w:bookmarkStart w:id="7" w:name="_Toc22132"/>
       <w:bookmarkStart w:id="8" w:name="_Toc19898_WPSOffice_Level1"/>
       <w:bookmarkStart w:id="9" w:name="_Toc499"/>
       <w:r>
@@ -3807,12 +3796,12 @@
           <w:color w:val="254061" w:themeColor="accent1" w:themeShade="80"/>
         </w:rPr>
       </w:pPr>
-      <w:bookmarkStart w:id="10" w:name="_Toc10877"/>
-      <w:bookmarkStart w:id="11" w:name="_Toc23375"/>
-      <w:bookmarkStart w:id="12" w:name="_Toc18062_WPSOffice_Level2"/>
-      <w:bookmarkStart w:id="13" w:name="_Toc9088"/>
-      <w:bookmarkStart w:id="14" w:name="_Toc11015_WPSOffice_Level2"/>
-      <w:bookmarkStart w:id="15" w:name="_Toc3049"/>
+      <w:bookmarkStart w:id="10" w:name="_Toc23375"/>
+      <w:bookmarkStart w:id="11" w:name="_Toc3049"/>
+      <w:bookmarkStart w:id="12" w:name="_Toc9088"/>
+      <w:bookmarkStart w:id="13" w:name="_Toc18062_WPSOffice_Level2"/>
+      <w:bookmarkStart w:id="14" w:name="_Toc10877"/>
+      <w:bookmarkStart w:id="15" w:name="_Toc11015_WPSOffice_Level2"/>
       <w:r>
         <w:rPr>
           <w:rFonts w:hint="eastAsia" w:ascii="微软雅黑" w:hAnsi="微软雅黑" w:eastAsia="微软雅黑" w:cs="微软雅黑"/>
@@ -4022,13 +4011,24 @@
             </w:pPr>
             <w:r>
               <w:rPr>
-                <w:rFonts w:ascii="Times New Roman" w:hAnsi="Times New Roman" w:eastAsia="微软雅黑" w:cs="Times New Roman"/>
+                <w:rFonts w:hint="eastAsia" w:ascii="Times New Roman" w:hAnsi="Times New Roman" w:eastAsia="微软雅黑" w:cs="Times New Roman"/>
                 <w:b/>
                 <w:color w:val="244061"/>
                 <w:sz w:val="21"/>
                 <w:szCs w:val="21"/>
-              </w:rPr>
-              <w:t>突变基因</w:t>
+                <w:lang w:val="en-US" w:eastAsia="zh-CN"/>
+              </w:rPr>
+              <w:t>检测</w:t>
+            </w:r>
+            <w:r>
+              <w:rPr>
+                <w:rFonts w:ascii="Times New Roman" w:hAnsi="Times New Roman" w:eastAsia="微软雅黑" w:cs="Times New Roman"/>
+                <w:b/>
+                <w:color w:val="244061"/>
+                <w:sz w:val="21"/>
+                <w:szCs w:val="21"/>
+              </w:rPr>
+              <w:t>基因</w:t>
             </w:r>
           </w:p>
         </w:tc>
@@ -5130,60 +5130,80 @@
         </w:tc>
         <w:tc>
           <w:tcPr>
-            <w:tcW w:w="535" w:type="pct"/>
+            <w:tcW w:w="1031" w:type="dxa"/>
             <w:shd w:val="clear" w:color="auto" w:fill="auto"/>
             <w:vAlign w:val="center"/>
           </w:tcPr>
           <w:p>
             <w:pPr>
-              <w:ind w:left="162" w:right="163"/>
-              <w:jc w:val="center"/>
-              <w:rPr>
-                <w:rFonts w:ascii="Times New Roman" w:hAnsi="Times New Roman" w:eastAsia="微软雅黑" w:cs="Times New Roman"/>
-                <w:b/>
-                <w:sz w:val="21"/>
-                <w:szCs w:val="21"/>
-                <w:lang w:eastAsia="zh-CN"/>
-              </w:rPr>
-            </w:pPr>
-            <w:r>
-              <w:rPr>
-                <w:rFonts w:hint="eastAsia" w:ascii="Times New Roman" w:hAnsi="Times New Roman" w:eastAsia="微软雅黑" w:cs="Times New Roman"/>
-                <w:b/>
+              <w:ind w:left="162" w:leftChars="0" w:right="163" w:rightChars="0"/>
+              <w:jc w:val="center"/>
+              <w:rPr>
+                <w:rFonts w:ascii="Times New Roman" w:hAnsi="Times New Roman" w:eastAsia="微软雅黑" w:cs="Times New Roman"/>
+                <w:b/>
+                <w:sz w:val="21"/>
+                <w:szCs w:val="21"/>
+                <w:lang w:eastAsia="zh-CN"/>
+              </w:rPr>
+            </w:pPr>
+            <w:r>
+              <w:rPr>
+                <w:rFonts w:hint="default" w:ascii="Times New Roman" w:hAnsi="Times New Roman" w:eastAsia="微软雅黑" w:cs="Times New Roman"/>
+                <w:b/>
+                <w:sz w:val="21"/>
+                <w:szCs w:val="21"/>
+                <w:lang w:eastAsia="zh-CN"/>
+              </w:rPr>
+              <w:t>{{ tip.comutation</w:t>
+            </w:r>
+            <w:r>
+              <w:rPr>
+                <w:rFonts w:hint="eastAsia" w:ascii="Times New Roman" w:hAnsi="Times New Roman" w:eastAsia="微软雅黑" w:cs="Times New Roman"/>
+                <w:b/>
+                <w:sz w:val="21"/>
+                <w:szCs w:val="21"/>
+                <w:lang w:val="en-US" w:eastAsia="zh-CN"/>
+              </w:rPr>
+              <w:t>1</w:t>
+            </w:r>
+            <w:r>
+              <w:rPr>
+                <w:rFonts w:hint="default" w:ascii="Times New Roman" w:hAnsi="Times New Roman" w:eastAsia="微软雅黑" w:cs="Times New Roman"/>
+                <w:b/>
+                <w:sz w:val="21"/>
+                <w:szCs w:val="21"/>
+                <w:lang w:eastAsia="zh-CN"/>
+              </w:rPr>
+              <w:t xml:space="preserve"> }}</w:t>
+            </w:r>
+          </w:p>
+        </w:tc>
+        <w:tc>
+          <w:tcPr>
+            <w:tcW w:w="1463" w:type="dxa"/>
+            <w:shd w:val="clear" w:color="auto" w:fill="auto"/>
+            <w:vAlign w:val="center"/>
+          </w:tcPr>
+          <w:p>
+            <w:pPr>
+              <w:spacing w:before="2"/>
+              <w:ind w:left="116" w:leftChars="0" w:right="116" w:rightChars="0"/>
+              <w:jc w:val="center"/>
+              <w:rPr>
+                <w:rFonts w:ascii="Times New Roman" w:hAnsi="Times New Roman" w:eastAsia="微软雅黑" w:cs="Times New Roman"/>
+                <w:sz w:val="21"/>
+                <w:szCs w:val="21"/>
+                <w:lang w:eastAsia="zh-CN"/>
+              </w:rPr>
+            </w:pPr>
+            <w:r>
+              <w:rPr>
+                <w:rFonts w:hint="default" w:ascii="Times New Roman" w:hAnsi="Times New Roman" w:eastAsia="微软雅黑" w:cs="Times New Roman"/>
                 <w:sz w:val="21"/>
                 <w:szCs w:val="21"/>
                 <w:lang w:eastAsia="zh-CN"/>
               </w:rPr>
               <w:t>{{ tip.comutation }}</w:t>
-            </w:r>
-          </w:p>
-        </w:tc>
-        <w:tc>
-          <w:tcPr>
-            <w:tcW w:w="759" w:type="pct"/>
-            <w:shd w:val="clear" w:color="auto" w:fill="auto"/>
-            <w:vAlign w:val="center"/>
-          </w:tcPr>
-          <w:p>
-            <w:pPr>
-              <w:spacing w:before="2"/>
-              <w:ind w:left="116" w:right="116"/>
-              <w:jc w:val="center"/>
-              <w:rPr>
-                <w:rFonts w:ascii="Times New Roman" w:hAnsi="Times New Roman" w:eastAsia="微软雅黑" w:cs="Times New Roman"/>
-                <w:sz w:val="21"/>
-                <w:szCs w:val="21"/>
-                <w:lang w:eastAsia="zh-CN"/>
-              </w:rPr>
-            </w:pPr>
-            <w:r>
-              <w:rPr>
-                <w:rFonts w:hint="eastAsia" w:ascii="Times New Roman" w:hAnsi="Times New Roman" w:eastAsia="微软雅黑" w:cs="Times New Roman"/>
-                <w:sz w:val="21"/>
-                <w:szCs w:val="21"/>
-                <w:lang w:val="en-US" w:eastAsia="zh-CN"/>
-              </w:rPr>
-              <w:t>-</w:t>
             </w:r>
           </w:p>
         </w:tc>
@@ -6289,9 +6309,9 @@
           <w:lang w:val="en-US" w:eastAsia="zh-CN"/>
         </w:rPr>
       </w:pPr>
-      <w:bookmarkStart w:id="16" w:name="_Toc106719764"/>
-      <w:bookmarkStart w:id="17" w:name="_Toc9387"/>
-      <w:bookmarkStart w:id="18" w:name="_Toc20034"/>
+      <w:bookmarkStart w:id="16" w:name="_Toc9387"/>
+      <w:bookmarkStart w:id="17" w:name="_Toc20034"/>
+      <w:bookmarkStart w:id="18" w:name="_Toc106719764"/>
       <w:bookmarkStart w:id="19" w:name="_Toc10223"/>
       <w:r>
         <w:rPr>
@@ -6981,6 +7001,7 @@
             <w:insideH w:val="dashed" w:color="244061" w:sz="4" w:space="0"/>
             <w:insideV w:val="dashed" w:color="244061" w:sz="4" w:space="0"/>
           </w:tblBorders>
+          <w:shd w:val="clear" w:color="auto" w:fill="auto"/>
           <w:tblCellMar>
             <w:top w:w="0" w:type="dxa"/>
             <w:left w:w="108" w:type="dxa"/>
@@ -7232,6 +7253,7 @@
             <w:insideH w:val="dashed" w:color="244061" w:sz="4" w:space="0"/>
             <w:insideV w:val="dashed" w:color="244061" w:sz="4" w:space="0"/>
           </w:tblBorders>
+          <w:shd w:val="clear" w:color="auto" w:fill="auto"/>
           <w:tblCellMar>
             <w:top w:w="0" w:type="dxa"/>
             <w:left w:w="108" w:type="dxa"/>
@@ -9479,10 +9501,10 @@
           <w:shd w:val="clear" w:color="auto" w:fill="1F3864"/>
         </w:rPr>
       </w:pPr>
-      <w:bookmarkStart w:id="20" w:name="_Toc25428"/>
-      <w:bookmarkStart w:id="21" w:name="_Toc534637498"/>
+      <w:bookmarkStart w:id="20" w:name="_Toc534637498"/>
+      <w:bookmarkStart w:id="21" w:name="_Toc526855037"/>
       <w:bookmarkStart w:id="22" w:name="_Toc527112385"/>
-      <w:bookmarkStart w:id="23" w:name="_Toc526855037"/>
+      <w:bookmarkStart w:id="23" w:name="_Toc25428"/>
       <w:r>
         <w:rPr>
           <w:rFonts w:hint="eastAsia" w:ascii="微软雅黑" w:hAnsi="微软雅黑" w:eastAsia="微软雅黑" w:cs="微软雅黑"/>
@@ -9541,8 +9563,8 @@
       <w:bookmarkStart w:id="24" w:name="_Toc6468"/>
       <w:bookmarkStart w:id="25" w:name="_Toc22255"/>
       <w:bookmarkStart w:id="26" w:name="_Toc32443_WPSOffice_Level2"/>
-      <w:bookmarkStart w:id="27" w:name="_Toc4331_WPSOffice_Level2"/>
-      <w:bookmarkStart w:id="28" w:name="_Toc23606"/>
+      <w:bookmarkStart w:id="27" w:name="_Toc23606"/>
+      <w:bookmarkStart w:id="28" w:name="_Toc4331_WPSOffice_Level2"/>
       <w:r>
         <w:rPr>
           <w:rFonts w:hint="eastAsia" w:ascii="微软雅黑" w:hAnsi="微软雅黑" w:eastAsia="微软雅黑" w:cs="微软雅黑"/>
@@ -9699,9 +9721,9 @@
           </w14:textFill>
         </w:rPr>
       </w:pPr>
-      <w:bookmarkStart w:id="29" w:name="_Toc18091_WPSOffice_Level3"/>
-      <w:bookmarkStart w:id="30" w:name="_Toc6931_WPSOffice_Level3"/>
-      <w:bookmarkStart w:id="31" w:name="_Toc15289_WPSOffice_Level3"/>
+      <w:bookmarkStart w:id="29" w:name="_Toc6931_WPSOffice_Level3"/>
+      <w:bookmarkStart w:id="30" w:name="_Toc15289_WPSOffice_Level3"/>
+      <w:bookmarkStart w:id="31" w:name="_Toc18091_WPSOffice_Level3"/>
       <w:r>
         <w:rPr>
           <w:rFonts w:hint="eastAsia" w:ascii="Times New Roman" w:hAnsi="Times New Roman" w:eastAsia="微软雅黑" w:cs="Times New Roman"/>
@@ -13375,7 +13397,31 @@
           <w:szCs w:val="24"/>
           <w:lang w:eastAsia="zh-CN"/>
         </w:rPr>
-        <w:t>{{ tdd.comutation }}</w:t>
+        <w:t>{{ tdd.comutation</w:t>
+      </w:r>
+      <w:r>
+        <w:rPr>
+          <w:rFonts w:hint="eastAsia" w:ascii="Times New Roman" w:hAnsi="Times New Roman" w:eastAsia="微软雅黑" w:cs="Times New Roman"/>
+          <w:b/>
+          <w:color w:val="auto"/>
+          <w:sz w:val="24"/>
+          <w:szCs w:val="24"/>
+          <w:lang w:val="en-US" w:eastAsia="zh-CN"/>
+        </w:rPr>
+        <w:t>1</w:t>
+      </w:r>
+      <w:bookmarkStart w:id="42" w:name="_GoBack"/>
+      <w:bookmarkEnd w:id="42"/>
+      <w:r>
+        <w:rPr>
+          <w:rFonts w:hint="eastAsia" w:ascii="Times New Roman" w:hAnsi="Times New Roman" w:eastAsia="微软雅黑" w:cs="Times New Roman"/>
+          <w:b/>
+          <w:color w:val="auto"/>
+          <w:sz w:val="24"/>
+          <w:szCs w:val="24"/>
+          <w:lang w:eastAsia="zh-CN"/>
+        </w:rPr>
+        <w:t xml:space="preserve"> }}</w:t>
       </w:r>
     </w:p>
     <w:tbl>
@@ -13499,7 +13545,7 @@
                 <w:szCs w:val="18"/>
                 <w:lang w:val="en-US" w:eastAsia="zh-CN"/>
               </w:rPr>
-              <w:t>-</w:t>
+              <w:t>{{tdd.comutation}}</w:t>
             </w:r>
           </w:p>
         </w:tc>
@@ -18133,8 +18179,6 @@
               </w:rPr>
               <w:t>2B</w:t>
             </w:r>
-            <w:bookmarkStart w:id="42" w:name="_GoBack"/>
-            <w:bookmarkEnd w:id="42"/>
             <w:r>
               <w:rPr>
                 <w:rFonts w:hint="default" w:ascii="Times New Roman" w:hAnsi="Times New Roman" w:eastAsia="微软雅黑" w:cs="Times New Roman"/>
@@ -19288,9 +19332,9 @@
           <w:lang w:val="en-US" w:eastAsia="zh-CN"/>
         </w:rPr>
       </w:pPr>
-      <w:bookmarkStart w:id="32" w:name="_Toc534637499"/>
+      <w:bookmarkStart w:id="32" w:name="_Toc526855038"/>
       <w:bookmarkStart w:id="33" w:name="_Toc527112386"/>
-      <w:bookmarkStart w:id="34" w:name="_Toc526855038"/>
+      <w:bookmarkStart w:id="34" w:name="_Toc534637499"/>
       <w:r>
         <w:rPr>
           <w:rFonts w:hint="eastAsia" w:ascii="微软雅黑" w:hAnsi="微软雅黑" w:eastAsia="微软雅黑" w:cs="微软雅黑"/>
@@ -21757,12 +21801,12 @@
         </w:rPr>
       </w:pPr>
       <w:bookmarkStart w:id="35" w:name="_Toc16368_WPSOffice_Level1"/>
-      <w:bookmarkStart w:id="36" w:name="_Toc22458"/>
-      <w:bookmarkStart w:id="37" w:name="_Toc7549"/>
-      <w:bookmarkStart w:id="38" w:name="_Toc28910_WPSOffice_Level1"/>
-      <w:bookmarkStart w:id="39" w:name="_Toc30533"/>
-      <w:bookmarkStart w:id="40" w:name="_Toc19099"/>
-      <w:bookmarkStart w:id="41" w:name="_Toc22484_WPSOffice_Level1"/>
+      <w:bookmarkStart w:id="36" w:name="_Toc28910_WPSOffice_Level1"/>
+      <w:bookmarkStart w:id="37" w:name="_Toc22458"/>
+      <w:bookmarkStart w:id="38" w:name="_Toc19099"/>
+      <w:bookmarkStart w:id="39" w:name="_Toc7549"/>
+      <w:bookmarkStart w:id="40" w:name="_Toc22484_WPSOffice_Level1"/>
+      <w:bookmarkStart w:id="41" w:name="_Toc30533"/>
       <w:r>
         <w:rPr>
           <w:rFonts w:hint="eastAsia" w:ascii="微软雅黑" w:hAnsi="微软雅黑" w:eastAsia="微软雅黑" w:cs="微软雅黑"/>

--- a/WebContent/docx/实体瘤86基因检测报告-三峡.docx
+++ b/WebContent/docx/实体瘤86基因检测报告-三峡.docx
@@ -403,6 +403,14 @@
         <w:gridCol w:w="1991"/>
       </w:tblGrid>
       <w:tr>
+        <w:tblPrEx>
+          <w:tblCellMar>
+            <w:top w:w="0" w:type="dxa"/>
+            <w:left w:w="0" w:type="dxa"/>
+            <w:bottom w:w="0" w:type="dxa"/>
+            <w:right w:w="0" w:type="dxa"/>
+          </w:tblCellMar>
+        </w:tblPrEx>
         <w:trPr>
           <w:trHeight w:val="430" w:hRule="atLeast"/>
           <w:jc w:val="center"/>
@@ -2311,9 +2319,9 @@
           <w:shd w:val="clear" w:color="auto" w:fill="17365D"/>
         </w:rPr>
       </w:pPr>
-      <w:bookmarkStart w:id="0" w:name="_Toc534637492"/>
-      <w:bookmarkStart w:id="1" w:name="_Toc526855031"/>
-      <w:bookmarkStart w:id="2" w:name="_Toc527112379"/>
+      <w:bookmarkStart w:id="0" w:name="_Toc527112379"/>
+      <w:bookmarkStart w:id="1" w:name="_Toc534637492"/>
+      <w:bookmarkStart w:id="2" w:name="_Toc526855031"/>
       <w:r>
         <w:rPr>
           <w:rFonts w:hint="eastAsia" w:ascii="微软雅黑" w:hAnsi="微软雅黑" w:eastAsia="微软雅黑" w:cs="微软雅黑"/>
@@ -3134,6 +3142,7 @@
             <w:insideH w:val="single" w:color="243F61" w:themeColor="accent1" w:themeShade="7F" w:sz="6" w:space="0"/>
             <w:insideV w:val="single" w:color="243F61" w:themeColor="accent1" w:themeShade="7F" w:sz="6" w:space="0"/>
           </w:tblBorders>
+          <w:shd w:val="clear" w:color="auto" w:fill="auto"/>
           <w:tblCellMar>
             <w:top w:w="0" w:type="dxa"/>
             <w:left w:w="0" w:type="dxa"/>
@@ -3209,6 +3218,7 @@
             <w:insideH w:val="single" w:color="243F61" w:themeColor="accent1" w:themeShade="7F" w:sz="6" w:space="0"/>
             <w:insideV w:val="single" w:color="243F61" w:themeColor="accent1" w:themeShade="7F" w:sz="6" w:space="0"/>
           </w:tblBorders>
+          <w:shd w:val="clear" w:color="auto" w:fill="auto"/>
           <w:tblCellMar>
             <w:top w:w="0" w:type="dxa"/>
             <w:left w:w="0" w:type="dxa"/>
@@ -3745,11 +3755,11 @@
         </w:rPr>
       </w:pPr>
       <w:bookmarkStart w:id="4" w:name="_Toc2781"/>
-      <w:bookmarkStart w:id="5" w:name="_Toc20136_WPSOffice_Level1"/>
-      <w:bookmarkStart w:id="6" w:name="_Toc2819"/>
+      <w:bookmarkStart w:id="5" w:name="_Toc2819"/>
+      <w:bookmarkStart w:id="6" w:name="_Toc20136_WPSOffice_Level1"/>
       <w:bookmarkStart w:id="7" w:name="_Toc22132"/>
-      <w:bookmarkStart w:id="8" w:name="_Toc19898_WPSOffice_Level1"/>
-      <w:bookmarkStart w:id="9" w:name="_Toc499"/>
+      <w:bookmarkStart w:id="8" w:name="_Toc499"/>
+      <w:bookmarkStart w:id="9" w:name="_Toc19898_WPSOffice_Level1"/>
       <w:r>
         <w:rPr>
           <w:rFonts w:hint="eastAsia" w:ascii="Times New Roman" w:hAnsi="Times New Roman" w:eastAsia="微软雅黑" w:cs="黑体"/>
@@ -3797,11 +3807,11 @@
         </w:rPr>
       </w:pPr>
       <w:bookmarkStart w:id="10" w:name="_Toc23375"/>
-      <w:bookmarkStart w:id="11" w:name="_Toc3049"/>
-      <w:bookmarkStart w:id="12" w:name="_Toc9088"/>
-      <w:bookmarkStart w:id="13" w:name="_Toc18062_WPSOffice_Level2"/>
+      <w:bookmarkStart w:id="11" w:name="_Toc18062_WPSOffice_Level2"/>
+      <w:bookmarkStart w:id="12" w:name="_Toc3049"/>
+      <w:bookmarkStart w:id="13" w:name="_Toc11015_WPSOffice_Level2"/>
       <w:bookmarkStart w:id="14" w:name="_Toc10877"/>
-      <w:bookmarkStart w:id="15" w:name="_Toc11015_WPSOffice_Level2"/>
+      <w:bookmarkStart w:id="15" w:name="_Toc9088"/>
       <w:r>
         <w:rPr>
           <w:rFonts w:hint="eastAsia" w:ascii="微软雅黑" w:hAnsi="微软雅黑" w:eastAsia="微软雅黑" w:cs="微软雅黑"/>
@@ -3904,7 +3914,25 @@
             </w14:solidFill>
           </w14:textFill>
         </w:rPr>
-        <w:t>，其中{{summaryOfRresults.somaticDrugCount}}个与靶向药物相关。{%if BodyDrugDrugDetectionStr or unknownVarAnalysisStr %}具体信息详见“基因检测结果解析”。{% endif %}</w:t>
+        <w:t>，其中{{summaryOfRresults.somaticDrugCount}}个与靶向药物相关。{%if BodyDrugDrugDetectionStr or unknownVarAnalysisStr %}具体信息详见“检测结果详细解析</w:t>
+      </w:r>
+      <w:bookmarkStart w:id="42" w:name="_GoBack"/>
+      <w:bookmarkEnd w:id="42"/>
+      <w:r>
+        <w:rPr>
+          <w:rFonts w:hint="eastAsia" w:ascii="Times New Roman" w:hAnsi="Times New Roman" w:eastAsia="微软雅黑" w:cs="Times New Roman"/>
+          <w:b/>
+          <w:color w:val="000000" w:themeColor="text1"/>
+          <w:sz w:val="21"/>
+          <w:szCs w:val="21"/>
+          <w:lang w:eastAsia="zh-CN"/>
+          <w14:textFill>
+            <w14:solidFill>
+              <w14:schemeClr w14:val="tx1"/>
+            </w14:solidFill>
+          </w14:textFill>
+        </w:rPr>
+        <w:t>”。{% endif %}</w:t>
       </w:r>
     </w:p>
     <w:tbl>
@@ -4466,7 +4494,25 @@
                 <w:szCs w:val="21"/>
                 <w:lang w:eastAsia="zh-CN"/>
               </w:rPr>
-              <w:t>{{ tip.ExonicFunc }}</w:t>
+              <w:t>{{ tip.ExonicFunc</w:t>
+            </w:r>
+            <w:r>
+              <w:rPr>
+                <w:rFonts w:hint="eastAsia" w:ascii="Times New Roman" w:hAnsi="Times New Roman" w:eastAsia="微软雅黑" w:cs="Times New Roman"/>
+                <w:sz w:val="21"/>
+                <w:szCs w:val="21"/>
+                <w:lang w:val="en-US" w:eastAsia="zh-CN"/>
+              </w:rPr>
+              <w:t>3</w:t>
+            </w:r>
+            <w:r>
+              <w:rPr>
+                <w:rFonts w:hint="eastAsia" w:ascii="Times New Roman" w:hAnsi="Times New Roman" w:eastAsia="微软雅黑" w:cs="Times New Roman"/>
+                <w:sz w:val="21"/>
+                <w:szCs w:val="21"/>
+                <w:lang w:eastAsia="zh-CN"/>
+              </w:rPr>
+              <w:t xml:space="preserve"> }}</w:t>
             </w:r>
           </w:p>
         </w:tc>
@@ -6310,9 +6356,9 @@
         </w:rPr>
       </w:pPr>
       <w:bookmarkStart w:id="16" w:name="_Toc9387"/>
-      <w:bookmarkStart w:id="17" w:name="_Toc20034"/>
-      <w:bookmarkStart w:id="18" w:name="_Toc106719764"/>
-      <w:bookmarkStart w:id="19" w:name="_Toc10223"/>
+      <w:bookmarkStart w:id="17" w:name="_Toc10223"/>
+      <w:bookmarkStart w:id="18" w:name="_Toc20034"/>
+      <w:bookmarkStart w:id="19" w:name="_Toc106719764"/>
       <w:r>
         <w:rPr>
           <w:rFonts w:hint="eastAsia" w:ascii="微软雅黑" w:hAnsi="微软雅黑" w:eastAsia="微软雅黑" w:cs="微软雅黑"/>
@@ -7001,7 +7047,6 @@
             <w:insideH w:val="dashed" w:color="244061" w:sz="4" w:space="0"/>
             <w:insideV w:val="dashed" w:color="244061" w:sz="4" w:space="0"/>
           </w:tblBorders>
-          <w:shd w:val="clear" w:color="auto" w:fill="auto"/>
           <w:tblCellMar>
             <w:top w:w="0" w:type="dxa"/>
             <w:left w:w="108" w:type="dxa"/>
@@ -7253,7 +7298,6 @@
             <w:insideH w:val="dashed" w:color="244061" w:sz="4" w:space="0"/>
             <w:insideV w:val="dashed" w:color="244061" w:sz="4" w:space="0"/>
           </w:tblBorders>
-          <w:shd w:val="clear" w:color="auto" w:fill="auto"/>
           <w:tblCellMar>
             <w:top w:w="0" w:type="dxa"/>
             <w:left w:w="108" w:type="dxa"/>
@@ -9502,9 +9546,9 @@
         </w:rPr>
       </w:pPr>
       <w:bookmarkStart w:id="20" w:name="_Toc534637498"/>
-      <w:bookmarkStart w:id="21" w:name="_Toc526855037"/>
+      <w:bookmarkStart w:id="21" w:name="_Toc25428"/>
       <w:bookmarkStart w:id="22" w:name="_Toc527112385"/>
-      <w:bookmarkStart w:id="23" w:name="_Toc25428"/>
+      <w:bookmarkStart w:id="23" w:name="_Toc526855037"/>
       <w:r>
         <w:rPr>
           <w:rFonts w:hint="eastAsia" w:ascii="微软雅黑" w:hAnsi="微软雅黑" w:eastAsia="微软雅黑" w:cs="微软雅黑"/>
@@ -9560,11 +9604,11 @@
           <w:lang w:val="en-US" w:eastAsia="zh-CN"/>
         </w:rPr>
       </w:pPr>
-      <w:bookmarkStart w:id="24" w:name="_Toc6468"/>
-      <w:bookmarkStart w:id="25" w:name="_Toc22255"/>
-      <w:bookmarkStart w:id="26" w:name="_Toc32443_WPSOffice_Level2"/>
-      <w:bookmarkStart w:id="27" w:name="_Toc23606"/>
-      <w:bookmarkStart w:id="28" w:name="_Toc4331_WPSOffice_Level2"/>
+      <w:bookmarkStart w:id="24" w:name="_Toc22255"/>
+      <w:bookmarkStart w:id="25" w:name="_Toc32443_WPSOffice_Level2"/>
+      <w:bookmarkStart w:id="26" w:name="_Toc6468"/>
+      <w:bookmarkStart w:id="27" w:name="_Toc4331_WPSOffice_Level2"/>
+      <w:bookmarkStart w:id="28" w:name="_Toc23606"/>
       <w:r>
         <w:rPr>
           <w:rFonts w:hint="eastAsia" w:ascii="微软雅黑" w:hAnsi="微软雅黑" w:eastAsia="微软雅黑" w:cs="微软雅黑"/>
@@ -9721,8 +9765,8 @@
           </w14:textFill>
         </w:rPr>
       </w:pPr>
-      <w:bookmarkStart w:id="29" w:name="_Toc6931_WPSOffice_Level3"/>
-      <w:bookmarkStart w:id="30" w:name="_Toc15289_WPSOffice_Level3"/>
+      <w:bookmarkStart w:id="29" w:name="_Toc15289_WPSOffice_Level3"/>
+      <w:bookmarkStart w:id="30" w:name="_Toc6931_WPSOffice_Level3"/>
       <w:bookmarkStart w:id="31" w:name="_Toc18091_WPSOffice_Level3"/>
       <w:r>
         <w:rPr>
@@ -9777,12 +9821,6 @@
             <w:insideH w:val="dotted" w:color="45A3A7" w:sz="4" w:space="0"/>
             <w:insideV w:val="dotted" w:color="45A3A7" w:sz="4" w:space="0"/>
           </w:tblBorders>
-          <w:tblCellMar>
-            <w:top w:w="0" w:type="dxa"/>
-            <w:left w:w="108" w:type="dxa"/>
-            <w:bottom w:w="0" w:type="dxa"/>
-            <w:right w:w="108" w:type="dxa"/>
-          </w:tblCellMar>
         </w:tblPrEx>
         <w:trPr>
           <w:trHeight w:val="417" w:hRule="atLeast"/>
@@ -13410,8 +13448,6 @@
         </w:rPr>
         <w:t>1</w:t>
       </w:r>
-      <w:bookmarkStart w:id="42" w:name="_GoBack"/>
-      <w:bookmarkEnd w:id="42"/>
       <w:r>
         <w:rPr>
           <w:rFonts w:hint="eastAsia" w:ascii="Times New Roman" w:hAnsi="Times New Roman" w:eastAsia="微软雅黑" w:cs="Times New Roman"/>
@@ -19332,9 +19368,9 @@
           <w:lang w:val="en-US" w:eastAsia="zh-CN"/>
         </w:rPr>
       </w:pPr>
-      <w:bookmarkStart w:id="32" w:name="_Toc526855038"/>
-      <w:bookmarkStart w:id="33" w:name="_Toc527112386"/>
-      <w:bookmarkStart w:id="34" w:name="_Toc534637499"/>
+      <w:bookmarkStart w:id="32" w:name="_Toc527112386"/>
+      <w:bookmarkStart w:id="33" w:name="_Toc534637499"/>
+      <w:bookmarkStart w:id="34" w:name="_Toc526855038"/>
       <w:r>
         <w:rPr>
           <w:rFonts w:hint="eastAsia" w:ascii="微软雅黑" w:hAnsi="微软雅黑" w:eastAsia="微软雅黑" w:cs="微软雅黑"/>
@@ -21802,11 +21838,11 @@
       </w:pPr>
       <w:bookmarkStart w:id="35" w:name="_Toc16368_WPSOffice_Level1"/>
       <w:bookmarkStart w:id="36" w:name="_Toc28910_WPSOffice_Level1"/>
-      <w:bookmarkStart w:id="37" w:name="_Toc22458"/>
+      <w:bookmarkStart w:id="37" w:name="_Toc7549"/>
       <w:bookmarkStart w:id="38" w:name="_Toc19099"/>
-      <w:bookmarkStart w:id="39" w:name="_Toc7549"/>
-      <w:bookmarkStart w:id="40" w:name="_Toc22484_WPSOffice_Level1"/>
-      <w:bookmarkStart w:id="41" w:name="_Toc30533"/>
+      <w:bookmarkStart w:id="39" w:name="_Toc30533"/>
+      <w:bookmarkStart w:id="40" w:name="_Toc22458"/>
+      <w:bookmarkStart w:id="41" w:name="_Toc22484_WPSOffice_Level1"/>
       <w:r>
         <w:rPr>
           <w:rFonts w:hint="eastAsia" w:ascii="微软雅黑" w:hAnsi="微软雅黑" w:eastAsia="微软雅黑" w:cs="微软雅黑"/>
